--- a/manuscript/ase/word/build/reference.docx
+++ b/manuscript/ase/word/build/reference.docx
@@ -595,7 +595,9 @@
     <w:basedOn w:val="Normal"/>
     <w:link w:val="BodyTextChar"/>
     <w:pPr>
+      <w:widowControl/>
       <w:spacing w:before="180" w:after="120" w:line="360" w:lineRule="auto"/>
+      <w:jc w:val="both"/>
     </w:pPr>
     <w:qFormat/>
     <w:rPr>
@@ -609,7 +611,9 @@
     <w:next w:val="BodyText"/>
     <w:qFormat/>
     <w:pPr>
+      <w:widowControl/>
       <w:spacing w:line="360" w:lineRule="auto" w:after="120"/>
+      <w:jc w:val="both"/>
     </w:pPr>
     <w:rPr>
       <w:rFonts w:ascii="Times New Roman" w:hAnsi="Times New Roman" w:cs="Times New Roman" w:eastAsia="Times New Roman"/>
@@ -724,7 +728,9 @@
     <w:pPr>
       <w:keepNext/>
       <w:keepLines/>
+      <w:widowControl/>
       <w:spacing w:before="100" w:after="300" w:line="360" w:lineRule="auto"/>
+      <w:jc w:val="both"/>
     </w:pPr>
     <w:rPr>
       <w:rFonts w:ascii="Times New Roman" w:hAnsi="Times New Roman" w:cs="Times New Roman" w:eastAsia="Times New Roman"/>
@@ -738,7 +744,9 @@
     <w:next w:val="Bibliography"/>
     <w:qFormat/>
     <w:pPr>
+      <w:widowControl/>
       <w:spacing w:line="360" w:lineRule="auto"/>
+      <w:jc w:val="both"/>
     </w:pPr>
     <w:rPr>
       <w:rFonts w:ascii="Times New Roman" w:hAnsi="Times New Roman" w:cs="Times New Roman" w:eastAsia="Times New Roman"/>
@@ -755,6 +763,7 @@
       <w:keepNext/>
       <w:keepLines/>
       <w:spacing w:before="480" w:after="0" w:line="360" w:lineRule="auto"/>
+      <w:jc w:val="left"/>
       <w:outlineLvl w:val="0"/>
     </w:pPr>
     <w:rPr>
@@ -778,6 +787,7 @@
       <w:keepNext/>
       <w:keepLines/>
       <w:spacing w:before="200" w:after="0" w:line="360" w:lineRule="auto"/>
+      <w:jc w:val="left"/>
       <w:outlineLvl w:val="1"/>
     </w:pPr>
     <w:rPr>
@@ -801,6 +811,7 @@
       <w:keepNext/>
       <w:keepLines/>
       <w:spacing w:before="200" w:after="0" w:line="360" w:lineRule="auto"/>
+      <w:jc w:val="left"/>
       <w:outlineLvl w:val="2"/>
     </w:pPr>
     <w:rPr>
@@ -1051,8 +1062,16 @@
   <w:style w:type="paragraph" w:customStyle="1" w:styleId="Figure">
     <w:name w:val="Figure"/>
     <w:basedOn w:val="Normal"/>
-    <w:rPr>
-      <w:rFonts w:ascii="Times New Roman" w:hAnsi="Times New Roman" w:cs="Times New Roman" w:eastAsia="Times New Roman"/>
+    <w:pPr>
+      <w:keepNext/>
+      <w:widowControl/>
+      <w:spacing w:before="120" w:after="0" w:line="240" w:lineRule="auto"/>
+      <w:jc w:val="center"/>
+    </w:pPr>
+    <w:rPr>
+      <w:rFonts w:ascii="Times New Roman" w:hAnsi="Times New Roman" w:cs="Times New Roman" w:eastAsia="Times New Roman"/>
+      <w:i w:val="0"/>
+      <w:sz w:val="24"/>
     </w:rPr>
   </w:style>
   <w:style w:type="paragraph" w:customStyle="1" w:styleId="CaptionedFigure">
@@ -1112,6 +1131,51 @@
       <w:b w:val="0"/>
       <w:bCs w:val="0"/>
       <w:color w:val="365F91" w:themeColor="accent1" w:themeShade="BF"/>
+    </w:rPr>
+  </w:style>
+  <w:style w:type="paragraph" w:customStyle="1" w:styleId="Titleblock">
+    <w:name w:val="Title block"/>
+    <w:basedOn w:val="Normal"/>
+    <w:pPr>
+      <w:keepNext w:val="0"/>
+      <w:widowControl/>
+      <w:spacing w:before="0" w:after="120" w:line="360" w:lineRule="auto"/>
+      <w:jc w:val="center"/>
+    </w:pPr>
+    <w:rPr>
+      <w:rFonts w:ascii="Times New Roman" w:hAnsi="Times New Roman"/>
+      <w:i w:val="0"/>
+      <w:sz w:val="24"/>
+    </w:rPr>
+  </w:style>
+  <w:style w:type="paragraph" w:customStyle="1" w:styleId="Captioncentred">
+    <w:name w:val="Caption centred"/>
+    <w:basedOn w:val="Normal"/>
+    <w:pPr>
+      <w:keepNext w:val="0"/>
+      <w:widowControl/>
+      <w:spacing w:before="0" w:after="240" w:line="276" w:lineRule="auto"/>
+      <w:jc w:val="center"/>
+    </w:pPr>
+    <w:rPr>
+      <w:rFonts w:ascii="Times New Roman" w:hAnsi="Times New Roman"/>
+      <w:i w:val="0"/>
+      <w:sz w:val="22"/>
+    </w:rPr>
+  </w:style>
+  <w:style w:type="paragraph" w:customStyle="1" w:styleId="Captionjustified">
+    <w:name w:val="Caption justified"/>
+    <w:basedOn w:val="Normal"/>
+    <w:pPr>
+      <w:keepNext w:val="0"/>
+      <w:widowControl/>
+      <w:spacing w:before="0" w:after="240" w:line="276" w:lineRule="auto"/>
+      <w:jc w:val="both"/>
+    </w:pPr>
+    <w:rPr>
+      <w:rFonts w:ascii="Times New Roman" w:hAnsi="Times New Roman"/>
+      <w:i w:val="0"/>
+      <w:sz w:val="22"/>
     </w:rPr>
   </w:style>
   <w:style w:type="paragraph" w:customStyle="1" w:styleId="Figureplaceholder">
